--- a/docs/pengajuan/Proposal_SUARA_PAPAN_10hal.docx
+++ b/docs/pengajuan/Proposal_SUARA_PAPAN_10hal.docx
@@ -1554,7 +1554,7 @@
                 <w:sz w:val="21"/>
                 <w:szCs w:val="21"/>
               </w:rPr>
-              <w:t xml:space="preserve">Kalimat memperbarui adegan yang sama (3 − 2 = 1 muncul dari perubahan); aset terkurasi, bukan gambar generatif</w:t>
+              <w:t>Kalimat memperbarui adegan yang sama (3 − 2 = 1 muncul dari perubahan); aset dibuat dan dikurasi sebelum kelas, bukan dibuat saat kelas berjalan</w:t>
             </w:r>
           </w:p>
         </w:tc>
@@ -3372,7 +3372,7 @@
                 <w:sz w:val="21"/>
                 <w:szCs w:val="21"/>
               </w:rPr>
-              <w:t xml:space="preserve">Alat harus ringan dan murah agar bisa menjangkau daerah.</w:t>
+              <w:t>Alat harus ringan dan mudah dipakai agar bisa menjangkau daerah.</w:t>
             </w:r>
           </w:p>
         </w:tc>
@@ -3408,7 +3408,7 @@
           <w:sz w:val="21"/>
           <w:szCs w:val="21"/>
         </w:rPr>
-        <w:t xml:space="preserve">Kondisi sarana (BPS 2024), persen sekolah rusak sedang / rusak berat:</w:t>
+        <w:t>Kondisi sarana (BPS 2024), persen ruang kelas rusak sedang / rusak berat:</w:t>
       </w:r>
       <w:r>
         <w:rPr>
@@ -13566,7 +13566,7 @@
                 <w:sz w:val="22"/>
                 <w:szCs w:val="22"/>
               </w:rPr>
-              <w:t xml:space="preserve">3 · Aset terkurasi, bukan generatif</w:t>
+              <w:t>3 · Aset dibuat sebelum kelas</w:t>
             </w:r>
           </w:p>
           <w:p>
@@ -17094,7 +17094,7 @@
                 <w:sz w:val="20"/>
                 <w:szCs w:val="20"/>
               </w:rPr>
-              <w:t xml:space="preserve">Online 3–7 detik (kuota gratis)</w:t>
+              <w:t>Online 3–7 detik (layanan Gemini)</w:t>
             </w:r>
           </w:p>
         </w:tc>
@@ -18244,7 +18244,7 @@
                 <w:sz w:val="20"/>
                 <w:szCs w:val="20"/>
               </w:rPr>
-              <w:t xml:space="preserve">Internet lemah atau layanan LLM gratis melambat</w:t>
+              <w:t>Internet lemah, layanan LLM melambat, atau kuota habis</w:t>
             </w:r>
           </w:p>
         </w:tc>
@@ -19244,7 +19244,7 @@
           <w:sz w:val="21"/>
           <w:szCs w:val="21"/>
         </w:rPr>
-        <w:t xml:space="preserve">Tim memutuskan desain, memeriksa label, dan menguji produk. Tidak ada gambar buatan AI generatif yang ditampilkan kepada siswa.</w:t>
+        <w:t>Tim memutuskan desain, memeriksa label, dan menguji produk. Semua gambar dibuat dengan alat generatif sebelum pelajaran dan dikurasi tim; tidak ada gambar yang dibuat saat kelas berjalan.</w:t>
       </w:r>
     </w:p>
     <w:p>
